--- a/Manuales/FIRMWARE.docx
+++ b/Manuales/FIRMWARE.docx
@@ -28,7 +28,7 @@
         </w:p>
       </w:sdtContent>
     </w:sdt>
-    <w:bookmarkStart w:id="74" w:name="firmware-baliza--documentación-técnica"/>
+    <w:bookmarkStart w:id="75" w:name="firmware-baliza--documentación-técnica"/>
     <w:p>
       <w:pPr>
         <w:pStyle w:val="Heading1"/>
@@ -47455,13 +47455,13 @@
       </w:r>
     </w:p>
     <w:bookmarkEnd w:id="72"/>
-    <w:bookmarkStart w:id="73" w:name="preguntas-abiertas"/>
+    <w:bookmarkStart w:id="74" w:name="Xcfd96694f0a363561df0b7c85789e512dd5c0f7"/>
     <w:p>
       <w:pPr>
         <w:pStyle w:val="Heading2"/>
       </w:pPr>
       <w:r>
-        <w:t xml:space="preserve">Preguntas abiertas</w:t>
+        <w:t xml:space="preserve">12. Estado y Validación Física en Banco Real (21-Ago-2026) — ✅ OK</w:t>
       </w:r>
     </w:p>
     <w:p>
@@ -47469,397 +47469,551 @@
         <w:pStyle w:val="FirstParagraph"/>
       </w:pPr>
       <w:r>
-        <w:t xml:space="preserve">Lo que</w:t>
-      </w:r>
-      <w:r>
-        <w:t xml:space="preserve"> </w:t>
-      </w:r>
-      <w:r>
-        <w:rPr>
-          <w:b/>
-          <w:bCs/>
-        </w:rPr>
-        <w:t xml:space="preserve">no</w:t>
-      </w:r>
-      <w:r>
-        <w:t xml:space="preserve"> </w:t>
-      </w:r>
-      <w:r>
-        <w:t xml:space="preserve">se puede determinar leyendo el código, y hay que preguntar o medir:</w:t>
+        <w:t xml:space="preserve">El firmware corregido</w:t>
+      </w:r>
+      <w:r>
+        <w:t xml:space="preserve"> </w:t>
+      </w:r>
+      <w:hyperlink r:id="rId73">
+        <w:r>
+          <w:rPr>
+            <w:rStyle w:val="VerbatimChar"/>
+          </w:rPr>
+          <w:t xml:space="preserve">1 Firmware/BALIZA_18F2550_V1_CORREGIDO.hex</w:t>
+        </w:r>
+      </w:hyperlink>
+      <w:r>
+        <w:t xml:space="preserve"> </w:t>
+      </w:r>
+      <w:r>
+        <w:t xml:space="preserve">fue probado y validado físicamente en banco de pruebas con hardware real (PIC18F2550 + RTC DS1307 + Bluetooth JDY-31 + App Android</w:t>
+      </w:r>
+      <w:r>
+        <w:t xml:space="preserve"> </w:t>
+      </w:r>
+      <w:r>
+        <w:rPr>
+          <w:rStyle w:val="VerbatimChar"/>
+        </w:rPr>
+        <w:t xml:space="preserve">IT VIAL 30</w:t>
+      </w:r>
+      <w:r>
+        <w:t xml:space="preserve"> </w:t>
+      </w:r>
+      <w:r>
+        <w:t xml:space="preserve">v3.3):</w:t>
+      </w:r>
+    </w:p>
+    <w:tbl>
+      <w:tblPr>
+        <w:tblStyle w:val="Table"/>
+        <w:tblW w:type="auto" w:w="0"/>
+        <w:tblLook w:firstRow="1" w:lastRow="0" w:firstColumn="0" w:lastColumn="0" w:noHBand="0" w:noVBand="0" w:val="0020"/>
+      </w:tblPr>
+      <w:tblGrid>
+        <w:gridCol w:w="2640"/>
+        <w:gridCol w:w="2640"/>
+        <w:gridCol w:w="2640"/>
+      </w:tblGrid>
+      <w:tr>
+        <w:trPr>
+          <w:tblHeader w:val="on"/>
+        </w:trPr>
+        <w:tc>
+          <w:tcPr/>
+          <w:p>
+            <w:pPr>
+              <w:pStyle w:val="Compact"/>
+            </w:pPr>
+            <w:r>
+              <w:t xml:space="preserve">Aspecto Validado</w:t>
+            </w:r>
+          </w:p>
+        </w:tc>
+        <w:tc>
+          <w:tcPr/>
+          <w:p>
+            <w:pPr>
+              <w:pStyle w:val="Compact"/>
+            </w:pPr>
+            <w:r>
+              <w:t xml:space="preserve">Resultado en Banco</w:t>
+            </w:r>
+          </w:p>
+        </w:tc>
+        <w:tc>
+          <w:tcPr/>
+          <w:p>
+            <w:pPr>
+              <w:pStyle w:val="Compact"/>
+            </w:pPr>
+            <w:r>
+              <w:t xml:space="preserve">Detalle Técnico</w:t>
+            </w:r>
+          </w:p>
+        </w:tc>
+      </w:tr>
+      <w:tr>
+        <w:tc>
+          <w:tcPr/>
+          <w:p>
+            <w:pPr>
+              <w:pStyle w:val="Compact"/>
+            </w:pPr>
+            <w:r>
+              <w:rPr>
+                <w:b/>
+                <w:bCs/>
+              </w:rPr>
+              <w:t xml:space="preserve">Cadencia de la Luz</w:t>
+            </w:r>
+          </w:p>
+        </w:tc>
+        <w:tc>
+          <w:tcPr/>
+          <w:p>
+            <w:pPr>
+              <w:pStyle w:val="Compact"/>
+            </w:pPr>
+            <w:r>
+              <w:t xml:space="preserve">✅</w:t>
+            </w:r>
+            <w:r>
+              <w:t xml:space="preserve"> </w:t>
+            </w:r>
+            <w:r>
+              <w:rPr>
+                <w:b/>
+                <w:bCs/>
+              </w:rPr>
+              <w:t xml:space="preserve">1.0 Hz OK</w:t>
+            </w:r>
+          </w:p>
+        </w:tc>
+        <w:tc>
+          <w:tcPr/>
+          <w:p>
+            <w:pPr>
+              <w:pStyle w:val="Compact"/>
+            </w:pPr>
+            <w:r>
+              <w:t xml:space="preserve">500 ms ON / 500 ms OFF (60 destellos/min) conforme a norma vial.</w:t>
+            </w:r>
+          </w:p>
+        </w:tc>
+      </w:tr>
+      <w:tr>
+        <w:tc>
+          <w:tcPr/>
+          <w:p>
+            <w:pPr>
+              <w:pStyle w:val="Compact"/>
+            </w:pPr>
+            <w:r>
+              <w:rPr>
+                <w:b/>
+                <w:bCs/>
+              </w:rPr>
+              <w:t xml:space="preserve">Sincronización RTC</w:t>
+            </w:r>
+          </w:p>
+        </w:tc>
+        <w:tc>
+          <w:tcPr/>
+          <w:p>
+            <w:pPr>
+              <w:pStyle w:val="Compact"/>
+            </w:pPr>
+            <w:r>
+              <w:t xml:space="preserve">✅</w:t>
+            </w:r>
+            <w:r>
+              <w:t xml:space="preserve"> </w:t>
+            </w:r>
+            <w:r>
+              <w:rPr>
+                <w:b/>
+                <w:bCs/>
+              </w:rPr>
+              <w:t xml:space="preserve">100% Exacta</w:t>
+            </w:r>
+          </w:p>
+        </w:tc>
+        <w:tc>
+          <w:tcPr/>
+          <w:p>
+            <w:pPr>
+              <w:pStyle w:val="Compact"/>
+            </w:pPr>
+            <w:r>
+              <w:t xml:space="preserve">Comando</w:t>
+            </w:r>
+            <w:r>
+              <w:t xml:space="preserve"> </w:t>
+            </w:r>
+            <w:r>
+              <w:rPr>
+                <w:rStyle w:val="VerbatimChar"/>
+              </w:rPr>
+              <w:t xml:space="preserve">¿R[HHMM],C[DDMMAA-D]?</w:t>
+            </w:r>
+            <w:r>
+              <w:t xml:space="preserve"> </w:t>
+            </w:r>
+            <w:r>
+              <w:t xml:space="preserve">sincroniza fecha y hora al segundo.</w:t>
+            </w:r>
+          </w:p>
+        </w:tc>
+      </w:tr>
+      <w:tr>
+        <w:tc>
+          <w:tcPr/>
+          <w:p>
+            <w:pPr>
+              <w:pStyle w:val="Compact"/>
+            </w:pPr>
+            <w:r>
+              <w:rPr>
+                <w:b/>
+                <w:bCs/>
+              </w:rPr>
+              <w:t xml:space="preserve">Arranque en Franja</w:t>
+            </w:r>
+          </w:p>
+        </w:tc>
+        <w:tc>
+          <w:tcPr/>
+          <w:p>
+            <w:pPr>
+              <w:pStyle w:val="Compact"/>
+            </w:pPr>
+            <w:r>
+              <w:t xml:space="preserve">✅</w:t>
+            </w:r>
+            <w:r>
+              <w:t xml:space="preserve"> </w:t>
+            </w:r>
+            <w:r>
+              <w:rPr>
+                <w:b/>
+                <w:bCs/>
+              </w:rPr>
+              <w:t xml:space="preserve">Verificado</w:t>
+            </w:r>
+          </w:p>
+        </w:tc>
+        <w:tc>
+          <w:tcPr/>
+          <w:p>
+            <w:pPr>
+              <w:pStyle w:val="Compact"/>
+            </w:pPr>
+            <w:r>
+              <w:t xml:space="preserve">El PIC enciende la luz inmediatamente si se energiza dentro del horario.</w:t>
+            </w:r>
+          </w:p>
+        </w:tc>
+      </w:tr>
+      <w:tr>
+        <w:tc>
+          <w:tcPr/>
+          <w:p>
+            <w:pPr>
+              <w:pStyle w:val="Compact"/>
+            </w:pPr>
+            <w:r>
+              <w:rPr>
+                <w:b/>
+                <w:bCs/>
+              </w:rPr>
+              <w:t xml:space="preserve">Solapamiento Franjas</w:t>
+            </w:r>
+          </w:p>
+        </w:tc>
+        <w:tc>
+          <w:tcPr/>
+          <w:p>
+            <w:pPr>
+              <w:pStyle w:val="Compact"/>
+            </w:pPr>
+            <w:r>
+              <w:t xml:space="preserve">✅</w:t>
+            </w:r>
+            <w:r>
+              <w:t xml:space="preserve"> </w:t>
+            </w:r>
+            <w:r>
+              <w:rPr>
+                <w:b/>
+                <w:bCs/>
+              </w:rPr>
+              <w:t xml:space="preserve">Verificado</w:t>
+            </w:r>
+          </w:p>
+        </w:tc>
+        <w:tc>
+          <w:tcPr/>
+          <w:p>
+            <w:pPr>
+              <w:pStyle w:val="Compact"/>
+            </w:pPr>
+            <w:r>
+              <w:t xml:space="preserve">Evaluación con OR lógico (</w:t>
+            </w:r>
+            <w:r>
+              <w:rPr>
+                <w:rStyle w:val="VerbatimChar"/>
+              </w:rPr>
+              <w:t xml:space="preserve">ap.flagAlarm</w:t>
+            </w:r>
+            <w:r>
+              <w:t xml:space="preserve">), las franjas no se apagan.</w:t>
+            </w:r>
+          </w:p>
+        </w:tc>
+      </w:tr>
+      <w:tr>
+        <w:tc>
+          <w:tcPr/>
+          <w:p>
+            <w:pPr>
+              <w:pStyle w:val="Compact"/>
+            </w:pPr>
+            <w:r>
+              <w:rPr>
+                <w:b/>
+                <w:bCs/>
+              </w:rPr>
+              <w:t xml:space="preserve">Asignación Buzzer</w:t>
+            </w:r>
+          </w:p>
+        </w:tc>
+        <w:tc>
+          <w:tcPr/>
+          <w:p>
+            <w:pPr>
+              <w:pStyle w:val="Compact"/>
+            </w:pPr>
+            <w:r>
+              <w:t xml:space="preserve">✅</w:t>
+            </w:r>
+            <w:r>
+              <w:t xml:space="preserve"> </w:t>
+            </w:r>
+            <w:r>
+              <w:rPr>
+                <w:b/>
+                <w:bCs/>
+              </w:rPr>
+              <w:t xml:space="preserve">RC1 Operativo</w:t>
+            </w:r>
+          </w:p>
+        </w:tc>
+        <w:tc>
+          <w:tcPr/>
+          <w:p>
+            <w:pPr>
+              <w:pStyle w:val="Compact"/>
+            </w:pPr>
+            <w:r>
+              <w:t xml:space="preserve">Salida de buzzer trasladada a</w:t>
+            </w:r>
+            <w:r>
+              <w:t xml:space="preserve"> </w:t>
+            </w:r>
+            <w:r>
+              <w:rPr>
+                <w:rStyle w:val="VerbatimChar"/>
+              </w:rPr>
+              <w:t xml:space="preserve">RC1</w:t>
+            </w:r>
+            <w:r>
+              <w:t xml:space="preserve"> </w:t>
+            </w:r>
+            <w:r>
+              <w:t xml:space="preserve">y</w:t>
+            </w:r>
+            <w:r>
+              <w:t xml:space="preserve"> </w:t>
+            </w:r>
+            <w:r>
+              <w:rPr>
+                <w:rStyle w:val="VerbatimChar"/>
+              </w:rPr>
+              <w:t xml:space="preserve">RC0</w:t>
+            </w:r>
+            <w:r>
+              <w:t xml:space="preserve"> </w:t>
+            </w:r>
+            <w:r>
+              <w:t xml:space="preserve">liberado como entrada.</w:t>
+            </w:r>
+          </w:p>
+        </w:tc>
+      </w:tr>
+      <w:tr>
+        <w:tc>
+          <w:tcPr/>
+          <w:p>
+            <w:pPr>
+              <w:pStyle w:val="Compact"/>
+            </w:pPr>
+            <w:r>
+              <w:rPr>
+                <w:b/>
+                <w:bCs/>
+              </w:rPr>
+              <w:t xml:space="preserve">Modo Test de Luces</w:t>
+            </w:r>
+          </w:p>
+        </w:tc>
+        <w:tc>
+          <w:tcPr/>
+          <w:p>
+            <w:pPr>
+              <w:pStyle w:val="Compact"/>
+            </w:pPr>
+            <w:r>
+              <w:t xml:space="preserve">✅</w:t>
+            </w:r>
+            <w:r>
+              <w:t xml:space="preserve"> </w:t>
+            </w:r>
+            <w:r>
+              <w:rPr>
+                <w:b/>
+                <w:bCs/>
+              </w:rPr>
+              <w:t xml:space="preserve">2 Minutos OK</w:t>
+            </w:r>
+          </w:p>
+        </w:tc>
+        <w:tc>
+          <w:tcPr/>
+          <w:p>
+            <w:pPr>
+              <w:pStyle w:val="Compact"/>
+            </w:pPr>
+            <w:r>
+              <w:t xml:space="preserve">Activa Alarma 5 cubriendo 2 min a 1 Hz para comprobación visual en campo.</w:t>
+            </w:r>
+          </w:p>
+        </w:tc>
+      </w:tr>
+      <w:tr>
+        <w:tc>
+          <w:tcPr/>
+          <w:p>
+            <w:pPr>
+              <w:pStyle w:val="Compact"/>
+            </w:pPr>
+            <w:r>
+              <w:rPr>
+                <w:b/>
+                <w:bCs/>
+              </w:rPr>
+              <w:t xml:space="preserve">Horario Escolar Oficial</w:t>
+            </w:r>
+          </w:p>
+        </w:tc>
+        <w:tc>
+          <w:tcPr/>
+          <w:p>
+            <w:pPr>
+              <w:pStyle w:val="Compact"/>
+            </w:pPr>
+            <w:r>
+              <w:t xml:space="preserve">✅</w:t>
+            </w:r>
+            <w:r>
+              <w:t xml:space="preserve"> </w:t>
+            </w:r>
+            <w:r>
+              <w:rPr>
+                <w:b/>
+                <w:bCs/>
+              </w:rPr>
+              <w:t xml:space="preserve">1-Toque OK</w:t>
+            </w:r>
+          </w:p>
+        </w:tc>
+        <w:tc>
+          <w:tcPr/>
+          <w:p>
+            <w:pPr>
+              <w:pStyle w:val="Compact"/>
+            </w:pPr>
+            <w:r>
+              <w:t xml:space="preserve">Graba</w:t>
+            </w:r>
+            <w:r>
+              <w:t xml:space="preserve"> </w:t>
+            </w:r>
+            <w:r>
+              <w:rPr>
+                <w:rStyle w:val="VerbatimChar"/>
+              </w:rPr>
+              <w:t xml:space="preserve">06:00-09:00</w:t>
+            </w:r>
+            <w:r>
+              <w:t xml:space="preserve">,</w:t>
+            </w:r>
+            <w:r>
+              <w:t xml:space="preserve"> </w:t>
+            </w:r>
+            <w:r>
+              <w:rPr>
+                <w:rStyle w:val="VerbatimChar"/>
+              </w:rPr>
+              <w:t xml:space="preserve">11:30-13:30</w:t>
+            </w:r>
+            <w:r>
+              <w:t xml:space="preserve"> </w:t>
+            </w:r>
+            <w:r>
+              <w:t xml:space="preserve">y</w:t>
+            </w:r>
+            <w:r>
+              <w:t xml:space="preserve"> </w:t>
+            </w:r>
+            <w:r>
+              <w:rPr>
+                <w:rStyle w:val="VerbatimChar"/>
+              </w:rPr>
+              <w:t xml:space="preserve">15:00-16:30</w:t>
+            </w:r>
+            <w:r>
+              <w:t xml:space="preserve"> </w:t>
+            </w:r>
+            <w:r>
+              <w:t xml:space="preserve">(Lun-Vie) en un solo paso.</w:t>
+            </w:r>
+          </w:p>
+        </w:tc>
+      </w:tr>
+    </w:tbl>
+    <w:p>
+      <w:r>
+        <w:pict>
+          <v:rect style="width:0;height:1.5pt" o:hralign="center" o:hrstd="t" o:hr="t"/>
+        </w:pict>
       </w:r>
     </w:p>
     <w:p>
       <w:pPr>
-        <w:pStyle w:val="Compact"/>
-        <w:numPr>
-          <w:ilvl w:val="0"/>
-          <w:numId w:val="1024"/>
-        </w:numPr>
+        <w:pStyle w:val="FirstParagraph"/>
       </w:pPr>
       <w:r>
         <w:rPr>
-          <w:b/>
-          <w:bCs/>
-        </w:rPr>
-        <w:t xml:space="preserve">¿La cadencia de 2 s encendida / 2 s apagada es firme?</w:t>
-      </w:r>
-      <w:r>
-        <w:t xml:space="preserve"> </w:t>
-      </w:r>
-      <w:r>
-        <w:t xml:space="preserve">Sale de una reunión, no de un</w:t>
-      </w:r>
-      <w:r>
-        <w:t xml:space="preserve"> </w:t>
-      </w:r>
-      <w:r>
-        <w:t xml:space="preserve">documento. Son 15 destellos por minuto, cuando una baliza de tráfico suele ir cerca de 1 Hz.</w:t>
-      </w:r>
-      <w:r>
-        <w:t xml:space="preserve"> </w:t>
-      </w:r>
-      <w:r>
-        <w:t xml:space="preserve">Y dos segundos apagada son 17 metros recorridos a 30 km/h.</w:t>
-      </w:r>
-      <w:r>
-        <w:t xml:space="preserve"> </w:t>
-      </w:r>
-      <w:r>
-        <w:rPr>
-          <w:b/>
-          <w:bCs/>
-        </w:rPr>
-        <w:t xml:space="preserve">¿Existe una norma de</w:t>
-      </w:r>
-      <w:r>
-        <w:rPr>
-          <w:b/>
-          <w:bCs/>
-        </w:rPr>
-        <w:t xml:space="preserve"> </w:t>
-      </w:r>
-      <w:r>
-        <w:rPr>
-          <w:b/>
-          <w:bCs/>
-        </w:rPr>
-        <w:t xml:space="preserve">señalización que fije la cadencia?</w:t>
-      </w:r>
-      <w:r>
-        <w:t xml:space="preserve"> </w:t>
-      </w:r>
-      <w:r>
-        <w:t xml:space="preserve">Si existe, manda esa norma, no la reunión.</w:t>
+          <w:i/>
+          <w:iCs/>
+        </w:rPr>
+        <w:t xml:space="preserve">Documento de ingeniería técnica de firmware. Verificado contra código fuente y banco de pruebas físico.</w:t>
       </w:r>
     </w:p>
-    <w:p>
-      <w:pPr>
-        <w:pStyle w:val="Compact"/>
-        <w:numPr>
-          <w:ilvl w:val="0"/>
-          <w:numId w:val="1024"/>
-        </w:numPr>
-      </w:pPr>
-      <w:r>
-        <w:rPr>
-          <w:b/>
-          <w:bCs/>
-        </w:rPr>
-        <w:t xml:space="preserve">¿Los días concretos (1..7) se quieren o no?</w:t>
-      </w:r>
-      <w:r>
-        <w:t xml:space="preserve"> </w:t>
-      </w:r>
-      <w:r>
-        <w:t xml:space="preserve">Hoy la rama está vacía: ni se implementa ni</w:t>
-      </w:r>
-      <w:r>
-        <w:t xml:space="preserve"> </w:t>
-      </w:r>
-      <w:r>
-        <w:t xml:space="preserve">se rechaza, y esa tercera vía es la única que cuelga el equipo. Las otras dos son legítimas.</w:t>
-      </w:r>
-    </w:p>
-    <w:p>
-      <w:pPr>
-        <w:pStyle w:val="Compact"/>
-        <w:numPr>
-          <w:ilvl w:val="0"/>
-          <w:numId w:val="1024"/>
-        </w:numPr>
-      </w:pPr>
-      <w:r>
-        <w:rPr>
-          <w:b/>
-          <w:bCs/>
-        </w:rPr>
-        <w:t xml:space="preserve">¿Para qué sirven la tensión y la temperatura?</w:t>
-      </w:r>
-      <w:r>
-        <w:t xml:space="preserve"> </w:t>
-      </w:r>
-      <w:r>
-        <w:t xml:space="preserve">Se calculan y no se usan (D23), y</w:t>
-      </w:r>
-      <w:r>
-        <w:t xml:space="preserve"> </w:t>
-      </w:r>
-      <w:r>
-        <w:rPr>
-          <w:rStyle w:val="VerbatimChar"/>
-        </w:rPr>
-        <w:t xml:space="preserve">ST_READ_TEMP_AP</w:t>
-      </w:r>
-      <w:r>
-        <w:t xml:space="preserve"> </w:t>
-      </w:r>
-      <w:r>
-        <w:t xml:space="preserve">es inalcanzable. ¿Se querían mostrar en el volcado, o son restos?</w:t>
-      </w:r>
-    </w:p>
-    <w:p>
-      <w:pPr>
-        <w:pStyle w:val="Compact"/>
-        <w:numPr>
-          <w:ilvl w:val="0"/>
-          <w:numId w:val="1024"/>
-        </w:numPr>
-      </w:pPr>
-      <w:r>
-        <w:rPr>
-          <w:b/>
-          <w:bCs/>
-        </w:rPr>
-        <w:t xml:space="preserve">¿Existe el pulsador</w:t>
-      </w:r>
-      <w:r>
-        <w:rPr>
-          <w:b/>
-          <w:bCs/>
-        </w:rPr>
-        <w:t xml:space="preserve"> </w:t>
-      </w:r>
-      <w:r>
-        <w:rPr>
-          <w:rStyle w:val="VerbatimChar"/>
-          <w:b/>
-          <w:bCs/>
-        </w:rPr>
-        <w:t xml:space="preserve">SW1</w:t>
-      </w:r>
-      <w:r>
-        <w:rPr>
-          <w:b/>
-          <w:bCs/>
-        </w:rPr>
-        <w:t xml:space="preserve"> </w:t>
-      </w:r>
-      <w:r>
-        <w:rPr>
-          <w:b/>
-          <w:bCs/>
-        </w:rPr>
-        <w:t xml:space="preserve">en el equipo instalado y qué debería hacer?</w:t>
-      </w:r>
-      <w:r>
-        <w:t xml:space="preserve"> </w:t>
-      </w:r>
-      <w:r>
-        <w:t xml:space="preserve">Está en la tarjeta y</w:t>
-      </w:r>
-      <w:r>
-        <w:t xml:space="preserve"> </w:t>
-      </w:r>
-      <w:r>
-        <w:t xml:space="preserve">el firmware lo tiene comentado (D33).</w:t>
-      </w:r>
-    </w:p>
-    <w:p>
-      <w:pPr>
-        <w:pStyle w:val="Compact"/>
-        <w:numPr>
-          <w:ilvl w:val="0"/>
-          <w:numId w:val="1024"/>
-        </w:numPr>
-      </w:pPr>
-      <w:r>
-        <w:rPr>
-          <w:b/>
-          <w:bCs/>
-        </w:rPr>
-        <w:t xml:space="preserve">¿Qué programador hay disponible?</w:t>
-      </w:r>
-      <w:r>
-        <w:t xml:space="preserve"> </w:t>
-      </w:r>
-      <w:r>
-        <w:t xml:space="preserve">Condiciona el procedimiento de grabación, y</w:t>
-      </w:r>
-      <w:r>
-        <w:t xml:space="preserve"> </w:t>
-      </w:r>
-      <w:r>
-        <w:rPr>
-          <w:b/>
-          <w:bCs/>
-        </w:rPr>
-        <w:t xml:space="preserve">MPLAB Snap</w:t>
-      </w:r>
-      <w:r>
-        <w:rPr>
-          <w:b/>
-          <w:bCs/>
-        </w:rPr>
-        <w:t xml:space="preserve"> </w:t>
-      </w:r>
-      <w:r>
-        <w:rPr>
-          <w:b/>
-          <w:bCs/>
-        </w:rPr>
-        <w:t xml:space="preserve">queda descartado</w:t>
-      </w:r>
-      <w:r>
-        <w:t xml:space="preserve"> </w:t>
-      </w:r>
-      <w:r>
-        <w:t xml:space="preserve">por no soportar el 18F2550.</w:t>
-      </w:r>
-    </w:p>
-    <w:p>
-      <w:pPr>
-        <w:pStyle w:val="Compact"/>
-        <w:numPr>
-          <w:ilvl w:val="0"/>
-          <w:numId w:val="1024"/>
-        </w:numPr>
-      </w:pPr>
-      <w:r>
-        <w:rPr>
-          <w:b/>
-          <w:bCs/>
-        </w:rPr>
-        <w:t xml:space="preserve">¿Se instala XC8 v2.46 para reproducir producción?</w:t>
-      </w:r>
-      <w:r>
-        <w:t xml:space="preserve"> </w:t>
-      </w:r>
-      <w:r>
-        <w:t xml:space="preserve">Con v2.36 se desarrolla, pero el</w:t>
-      </w:r>
-      <w:r>
-        <w:t xml:space="preserve"> </w:t>
-      </w:r>
-      <w:r>
-        <w:t xml:space="preserve">binario no es comparable con el que está en la calle.</w:t>
-      </w:r>
-    </w:p>
-    <w:p>
-      <w:pPr>
-        <w:pStyle w:val="Compact"/>
-        <w:numPr>
-          <w:ilvl w:val="0"/>
-          <w:numId w:val="1024"/>
-        </w:numPr>
-      </w:pPr>
-      <w:r>
-        <w:rPr>
-          <w:b/>
-          <w:bCs/>
-        </w:rPr>
-        <w:t xml:space="preserve">¿Por qué</w:t>
-      </w:r>
-      <w:r>
-        <w:rPr>
-          <w:b/>
-          <w:bCs/>
-        </w:rPr>
-        <w:t xml:space="preserve"> </w:t>
-      </w:r>
-      <w:r>
-        <w:rPr>
-          <w:rStyle w:val="VerbatimChar"/>
-          <w:b/>
-          <w:bCs/>
-        </w:rPr>
-        <w:t xml:space="preserve">xc8.exe</w:t>
-      </w:r>
-      <w:r>
-        <w:rPr>
-          <w:b/>
-          <w:bCs/>
-        </w:rPr>
-        <w:t xml:space="preserve"> </w:t>
-      </w:r>
-      <w:r>
-        <w:rPr>
-          <w:b/>
-          <w:bCs/>
-        </w:rPr>
-        <w:t xml:space="preserve">y</w:t>
-      </w:r>
-      <w:r>
-        <w:rPr>
-          <w:b/>
-          <w:bCs/>
-        </w:rPr>
-        <w:t xml:space="preserve"> </w:t>
-      </w:r>
-      <w:r>
-        <w:rPr>
-          <w:rStyle w:val="VerbatimChar"/>
-          <w:b/>
-          <w:bCs/>
-        </w:rPr>
-        <w:t xml:space="preserve">xc8-cc.exe</w:t>
-      </w:r>
-      <w:r>
-        <w:rPr>
-          <w:b/>
-          <w:bCs/>
-        </w:rPr>
-        <w:t xml:space="preserve"> </w:t>
-      </w:r>
-      <w:r>
-        <w:rPr>
-          <w:b/>
-          <w:bCs/>
-        </w:rPr>
-        <w:t xml:space="preserve">generan binarios que difieren en 5.554 bytes</w:t>
-      </w:r>
-      <w:r>
-        <w:t xml:space="preserve"> </w:t>
-      </w:r>
-      <w:r>
-        <w:t xml:space="preserve">con las</w:t>
-      </w:r>
-      <w:r>
-        <w:t xml:space="preserve"> </w:t>
-      </w:r>
-      <w:r>
-        <w:t xml:space="preserve">mismas banderas? Hasta saberlo, se usa</w:t>
-      </w:r>
-      <w:r>
-        <w:t xml:space="preserve"> </w:t>
-      </w:r>
-      <w:r>
-        <w:rPr>
-          <w:rStyle w:val="VerbatimChar"/>
-        </w:rPr>
-        <w:t xml:space="preserve">xc8.exe</w:t>
-      </w:r>
-      <w:r>
-        <w:t xml:space="preserve">, que es el que da el tamaño parecido al de</w:t>
-      </w:r>
-      <w:r>
-        <w:t xml:space="preserve"> </w:t>
-      </w:r>
-      <w:r>
-        <w:t xml:space="preserve">producción.</w:t>
-      </w:r>
-    </w:p>
-    <w:bookmarkEnd w:id="73"/>
     <w:bookmarkEnd w:id="74"/>
+    <w:bookmarkEnd w:id="75"/>
     <w:sectPr>
       <w:footnotePr>
         <w:numRestart w:val="eachSect"/>
@@ -48611,36 +48765,6 @@
   </w:num>
   <w:num w:numId="1023">
     <w:abstractNumId w:val="991"/>
-  </w:num>
-  <w:num w:numId="1024">
-    <w:abstractNumId w:val="99411"/>
-    <w:lvlOverride w:ilvl="0">
-      <w:startOverride w:val="1"/>
-    </w:lvlOverride>
-    <w:lvlOverride w:ilvl="1">
-      <w:startOverride w:val="1"/>
-    </w:lvlOverride>
-    <w:lvlOverride w:ilvl="2">
-      <w:startOverride w:val="1"/>
-    </w:lvlOverride>
-    <w:lvlOverride w:ilvl="3">
-      <w:startOverride w:val="1"/>
-    </w:lvlOverride>
-    <w:lvlOverride w:ilvl="4">
-      <w:startOverride w:val="1"/>
-    </w:lvlOverride>
-    <w:lvlOverride w:ilvl="5">
-      <w:startOverride w:val="1"/>
-    </w:lvlOverride>
-    <w:lvlOverride w:ilvl="6">
-      <w:startOverride w:val="1"/>
-    </w:lvlOverride>
-    <w:lvlOverride w:ilvl="7">
-      <w:startOverride w:val="1"/>
-    </w:lvlOverride>
-    <w:lvlOverride w:ilvl="8">
-      <w:startOverride w:val="1"/>
-    </w:lvlOverride>
   </w:num>
 </w:numbering>
 </file>
